--- a/public/Шаблон.docx
+++ b/public/Шаблон.docx
@@ -244,16 +244,25 @@
             </w:pPr>
             <w:r>
               <w:rPr>
-                <w:rFonts w:ascii="Arial" w:hAnsi="Arial" w:cs="Arial"/>
-                <w:b/>
                 <w:bCs/>
-                <w:i/>
-                <w:iCs/>
-                <w:color w:val="000000"/>
-                <w:sz w:val="20"/>
-                <w:szCs w:val="20"/>
-              </w:rPr>
-              <w:t>календарь (из протокола)</w:t>
+                <w:color w:val="000000" w:themeColor="text1"/>
+              </w:rPr>
+              <w:t>{{</w:t>
+            </w:r>
+            <w:r>
+              <w:rPr>
+                <w:bCs/>
+                <w:color w:val="000000" w:themeColor="text1"/>
+                <w:lang w:val="en-US"/>
+              </w:rPr>
+              <w:t>date</w:t>
+            </w:r>
+            <w:r>
+              <w:rPr>
+                <w:bCs/>
+                <w:color w:val="000000" w:themeColor="text1"/>
+              </w:rPr>
+              <w:t>}}</w:t>
             </w:r>
           </w:p>
         </w:tc>
@@ -331,19 +340,6 @@
                 <w:color w:val="000000"/>
               </w:rPr>
             </w:pPr>
-            <w:r>
-              <w:rPr>
-                <w:rFonts w:ascii="Arial" w:hAnsi="Arial" w:cs="Arial"/>
-                <w:b/>
-                <w:bCs/>
-                <w:i/>
-                <w:iCs/>
-                <w:color w:val="000000"/>
-                <w:sz w:val="20"/>
-                <w:szCs w:val="20"/>
-              </w:rPr>
-              <w:t>Из БД (может быть несколько)</w:t>
-            </w:r>
           </w:p>
         </w:tc>
       </w:tr>
@@ -415,111 +411,37 @@
               <w:ind w:left="15"/>
               <w:rPr>
                 <w:rFonts w:ascii="Arial" w:hAnsi="Arial" w:cs="Arial"/>
-                <w:i/>
-                <w:iCs/>
-                <w:color w:val="000000"/>
-              </w:rPr>
-            </w:pPr>
-            <w:r>
-              <w:rPr>
-                <w:rFonts w:ascii="Arial" w:hAnsi="Arial" w:cs="Arial"/>
-                <w:b/>
+                <w:iCs/>
+                <w:color w:val="000000"/>
+              </w:rPr>
+            </w:pPr>
+            <w:r>
+              <w:rPr>
+                <w:rFonts w:ascii="Arial" w:hAnsi="Arial" w:cs="Arial"/>
                 <w:bCs/>
-                <w:i/>
-                <w:iCs/>
-                <w:color w:val="000000"/>
-                <w:sz w:val="20"/>
-                <w:szCs w:val="20"/>
-              </w:rPr>
-              <w:t>Из БД</w:t>
-            </w:r>
-            <w:r>
-              <w:rPr>
-                <w:rFonts w:ascii="Arial" w:hAnsi="Arial" w:cs="Arial"/>
-                <w:b/>
+                <w:iCs/>
+                <w:color w:val="000000"/>
+                <w:sz w:val="20"/>
+                <w:szCs w:val="20"/>
+              </w:rPr>
+              <w:t>{{</w:t>
+            </w:r>
+            <w:r>
+              <w:rPr>
+                <w:rFonts w:ascii="Arial" w:hAnsi="Arial" w:cs="Arial"/>
                 <w:bCs/>
-                <w:i/>
-                <w:iCs/>
-                <w:color w:val="000000"/>
-                <w:sz w:val="20"/>
-                <w:szCs w:val="20"/>
-              </w:rPr>
-              <w:t xml:space="preserve"> (бакалавр или магистр йода)</w:t>
-            </w:r>
-            <w:r>
-              <w:rPr>
-                <w:rFonts w:ascii="Arial" w:hAnsi="Arial" w:cs="Arial"/>
-                <w:b/>
+                <w:iCs/>
+                <w:color w:val="000000"/>
+                <w:sz w:val="20"/>
+                <w:szCs w:val="20"/>
+                <w:lang w:val="en-US"/>
+              </w:rPr>
+              <w:t>kind</w:t>
+            </w:r>
+            <w:r>
+              <w:rPr>
+                <w:rFonts w:ascii="Arial" w:hAnsi="Arial" w:cs="Arial"/>
                 <w:bCs/>
-                <w:i/>
-                <w:iCs/>
-                <w:color w:val="000000"/>
-                <w:sz w:val="20"/>
-                <w:szCs w:val="20"/>
-              </w:rPr>
-              <w:t xml:space="preserve">. Ну в </w:t>
-            </w:r>
-            <w:proofErr w:type="spellStart"/>
-            <w:r>
-              <w:rPr>
-                <w:rFonts w:ascii="Arial" w:hAnsi="Arial" w:cs="Arial"/>
-                <w:b/>
-                <w:bCs/>
-                <w:i/>
-                <w:iCs/>
-                <w:color w:val="000000"/>
-                <w:sz w:val="20"/>
-                <w:szCs w:val="20"/>
-              </w:rPr>
-              <w:t>бд</w:t>
-            </w:r>
-            <w:proofErr w:type="spellEnd"/>
-            <w:r>
-              <w:rPr>
-                <w:rFonts w:ascii="Arial" w:hAnsi="Arial" w:cs="Arial"/>
-                <w:b/>
-                <w:bCs/>
-                <w:i/>
-                <w:iCs/>
-                <w:color w:val="000000"/>
-                <w:sz w:val="20"/>
-                <w:szCs w:val="20"/>
-              </w:rPr>
-              <w:t xml:space="preserve"> пусть по 1 выступающему определяться и будет</w:t>
-            </w:r>
-            <w:r>
-              <w:rPr>
-                <w:rFonts w:ascii="Arial" w:hAnsi="Arial" w:cs="Arial"/>
-                <w:b/>
-                <w:bCs/>
-                <w:i/>
-                <w:iCs/>
-                <w:color w:val="000000"/>
-                <w:sz w:val="20"/>
-                <w:szCs w:val="20"/>
-              </w:rPr>
-              <w:t xml:space="preserve"> {{</w:t>
-            </w:r>
-            <w:r>
-              <w:rPr>
-                <w:rFonts w:ascii="Arial" w:hAnsi="Arial" w:cs="Arial"/>
-                <w:b/>
-                <w:bCs/>
-                <w:i/>
-                <w:iCs/>
-                <w:color w:val="000000"/>
-                <w:sz w:val="20"/>
-                <w:szCs w:val="20"/>
-                <w:lang w:val="en-US"/>
-              </w:rPr>
-              <w:t>kind</w:t>
-            </w:r>
-            <w:r>
-              <w:rPr>
-                <w:rFonts w:ascii="Arial" w:hAnsi="Arial" w:cs="Arial"/>
-                <w:b/>
-                <w:bCs/>
-                <w:i/>
                 <w:iCs/>
                 <w:color w:val="000000"/>
                 <w:sz w:val="20"/>
@@ -605,55 +527,16 @@
             </w:pPr>
             <w:r>
               <w:rPr>
-                <w:rFonts w:ascii="Arial" w:hAnsi="Arial" w:cs="Arial"/>
-                <w:b/>
-                <w:bCs/>
-                <w:i/>
-                <w:iCs/>
-                <w:color w:val="000000"/>
-                <w:sz w:val="20"/>
-                <w:szCs w:val="20"/>
-              </w:rPr>
-              <w:t>Из БД</w:t>
-            </w:r>
-            <w:r>
-              <w:rPr>
-                <w:rFonts w:ascii="Arial" w:hAnsi="Arial" w:cs="Arial"/>
-                <w:b/>
-                <w:bCs/>
-                <w:i/>
-                <w:iCs/>
-                <w:color w:val="000000"/>
-                <w:sz w:val="20"/>
-                <w:szCs w:val="20"/>
-              </w:rPr>
-              <w:t xml:space="preserve"> (</w:t>
-            </w:r>
-            <w:r>
-              <w:rPr>
-                <w:rFonts w:ascii="Arial" w:hAnsi="Arial" w:cs="Arial"/>
-                <w:b/>
-                <w:bCs/>
-                <w:i/>
-                <w:iCs/>
-                <w:color w:val="000000"/>
-                <w:sz w:val="20"/>
-                <w:szCs w:val="20"/>
-              </w:rPr>
-              <w:t>че?</w:t>
-            </w:r>
-            <w:r>
-              <w:rPr>
-                <w:rFonts w:ascii="Arial" w:hAnsi="Arial" w:cs="Arial"/>
-                <w:b/>
-                <w:bCs/>
-                <w:i/>
-                <w:iCs/>
-                <w:color w:val="000000"/>
-                <w:sz w:val="20"/>
-                <w:szCs w:val="20"/>
-              </w:rPr>
-              <w:t>)</w:t>
+                <w:color w:val="000000" w:themeColor="text1"/>
+                <w:lang w:val="en-US"/>
+              </w:rPr>
+              <w:t xml:space="preserve">{{code}}, </w:t>
+            </w:r>
+            <w:r>
+              <w:rPr>
+                <w:lang w:val="en-US"/>
+              </w:rPr>
+              <w:t>{{codename}}</w:t>
             </w:r>
           </w:p>
         </w:tc>
@@ -725,102 +608,40 @@
               <w:spacing w:after="0" w:line="240" w:lineRule="auto"/>
               <w:rPr>
                 <w:rFonts w:ascii="Arial" w:hAnsi="Arial" w:cs="Arial"/>
-                <w:b/>
                 <w:bCs/>
-                <w:i/>
-                <w:iCs/>
-                <w:color w:val="000000"/>
-                <w:sz w:val="20"/>
-                <w:szCs w:val="20"/>
-              </w:rPr>
-            </w:pPr>
-            <w:r>
-              <w:rPr>
-                <w:rFonts w:ascii="Arial" w:hAnsi="Arial" w:cs="Arial"/>
-                <w:b/>
+                <w:iCs/>
+                <w:color w:val="000000"/>
+                <w:sz w:val="20"/>
+                <w:szCs w:val="20"/>
+              </w:rPr>
+            </w:pPr>
+            <w:r>
+              <w:rPr>
+                <w:rFonts w:ascii="Arial" w:hAnsi="Arial" w:cs="Arial"/>
                 <w:bCs/>
-                <w:i/>
-                <w:iCs/>
-                <w:color w:val="000000"/>
-                <w:sz w:val="20"/>
-                <w:szCs w:val="20"/>
-              </w:rPr>
-              <w:t>Из БД</w:t>
-            </w:r>
-            <w:r>
-              <w:rPr>
-                <w:rFonts w:ascii="Arial" w:hAnsi="Arial" w:cs="Arial"/>
-                <w:b/>
+                <w:iCs/>
+                <w:color w:val="000000"/>
+                <w:sz w:val="20"/>
+                <w:szCs w:val="20"/>
+              </w:rPr>
+              <w:t>{{</w:t>
+            </w:r>
+            <w:r>
+              <w:rPr>
+                <w:rFonts w:ascii="Arial" w:hAnsi="Arial" w:cs="Arial"/>
                 <w:bCs/>
-                <w:i/>
-                <w:iCs/>
-                <w:color w:val="000000"/>
-                <w:sz w:val="20"/>
-                <w:szCs w:val="20"/>
-              </w:rPr>
-              <w:t xml:space="preserve"> (</w:t>
-            </w:r>
-            <w:proofErr w:type="spellStart"/>
-            <w:r>
-              <w:rPr>
-                <w:rFonts w:ascii="Arial" w:hAnsi="Arial" w:cs="Arial"/>
-                <w:b/>
+                <w:iCs/>
+                <w:color w:val="000000"/>
+                <w:sz w:val="20"/>
+                <w:szCs w:val="20"/>
+                <w:lang w:val="en-US"/>
+              </w:rPr>
+              <w:t>host</w:t>
+            </w:r>
+            <w:r>
+              <w:rPr>
+                <w:rFonts w:ascii="Arial" w:hAnsi="Arial" w:cs="Arial"/>
                 <w:bCs/>
-                <w:i/>
-                <w:iCs/>
-                <w:color w:val="000000"/>
-                <w:sz w:val="20"/>
-                <w:szCs w:val="20"/>
-              </w:rPr>
-              <w:t>Хосэ</w:t>
-            </w:r>
-            <w:proofErr w:type="spellEnd"/>
-            <w:r>
-              <w:rPr>
-                <w:rFonts w:ascii="Arial" w:hAnsi="Arial" w:cs="Arial"/>
-                <w:b/>
-                <w:bCs/>
-                <w:i/>
-                <w:iCs/>
-                <w:color w:val="000000"/>
-                <w:sz w:val="20"/>
-                <w:szCs w:val="20"/>
-              </w:rPr>
-              <w:t xml:space="preserve"> Перец)</w:t>
-            </w:r>
-            <w:r>
-              <w:rPr>
-                <w:rFonts w:ascii="Arial" w:hAnsi="Arial" w:cs="Arial"/>
-                <w:b/>
-                <w:bCs/>
-                <w:i/>
-                <w:iCs/>
-                <w:color w:val="000000"/>
-                <w:sz w:val="20"/>
-                <w:szCs w:val="20"/>
-              </w:rPr>
-              <w:t xml:space="preserve"> {{</w:t>
-            </w:r>
-            <w:r>
-              <w:rPr>
-                <w:rFonts w:ascii="Arial" w:hAnsi="Arial" w:cs="Arial"/>
-                <w:b/>
-                <w:bCs/>
-                <w:i/>
-                <w:iCs/>
-                <w:color w:val="000000"/>
-                <w:sz w:val="20"/>
-                <w:szCs w:val="20"/>
-                <w:lang w:val="en-US"/>
-              </w:rPr>
-              <w:t>host</w:t>
-            </w:r>
-            <w:r>
-              <w:rPr>
-                <w:rFonts w:ascii="Arial" w:hAnsi="Arial" w:cs="Arial"/>
-                <w:b/>
-                <w:bCs/>
-                <w:i/>
                 <w:iCs/>
                 <w:color w:val="000000"/>
                 <w:sz w:val="20"/>
@@ -1330,11 +1151,29 @@
                 <w:szCs w:val="20"/>
                 <w:lang w:val="en-US"/>
               </w:rPr>
-              <w:t>{{fio</w:t>
-            </w:r>
-            <w:bookmarkStart w:id="0" w:name="_GoBack"/>
-            <w:bookmarkEnd w:id="0"/>
-            <w:r>
+              <w:t>{{fio}}</w:t>
+            </w:r>
+          </w:p>
+        </w:tc>
+        <w:tc>
+          <w:tcPr>
+            <w:tcW w:w="1134" w:type="dxa"/>
+            <w:tcBorders>
+              <w:top w:val="single" w:sz="8" w:space="0" w:color="000000"/>
+              <w:left w:val="single" w:sz="8" w:space="0" w:color="000000"/>
+              <w:bottom w:val="single" w:sz="8" w:space="0" w:color="000000"/>
+              <w:right w:val="single" w:sz="8" w:space="0" w:color="000000"/>
+            </w:tcBorders>
+            <w:vAlign w:val="center"/>
+          </w:tcPr>
+          <w:p>
+            <w:pPr>
+              <w:widowControl w:val="0"/>
+              <w:autoSpaceDE w:val="0"/>
+              <w:autoSpaceDN w:val="0"/>
+              <w:adjustRightInd w:val="0"/>
+              <w:spacing w:after="0" w:line="240" w:lineRule="auto"/>
+              <w:jc w:val="center"/>
               <w:rPr>
                 <w:rFonts w:ascii="Arial" w:hAnsi="Arial" w:cs="Arial"/>
                 <w:color w:val="000000"/>
@@ -1342,44 +1181,16 @@
                 <w:szCs w:val="20"/>
                 <w:lang w:val="en-US"/>
               </w:rPr>
-              <w:t>}}</w:t>
-            </w:r>
-          </w:p>
-        </w:tc>
-        <w:tc>
-          <w:tcPr>
-            <w:tcW w:w="1134" w:type="dxa"/>
-            <w:tcBorders>
-              <w:top w:val="single" w:sz="8" w:space="0" w:color="000000"/>
-              <w:left w:val="single" w:sz="8" w:space="0" w:color="000000"/>
-              <w:bottom w:val="single" w:sz="8" w:space="0" w:color="000000"/>
-              <w:right w:val="single" w:sz="8" w:space="0" w:color="000000"/>
-            </w:tcBorders>
-            <w:vAlign w:val="center"/>
-          </w:tcPr>
-          <w:p>
-            <w:pPr>
-              <w:widowControl w:val="0"/>
-              <w:autoSpaceDE w:val="0"/>
-              <w:autoSpaceDN w:val="0"/>
-              <w:adjustRightInd w:val="0"/>
-              <w:spacing w:after="0" w:line="240" w:lineRule="auto"/>
-              <w:jc w:val="center"/>
-              <w:rPr>
-                <w:rFonts w:ascii="Arial" w:hAnsi="Arial" w:cs="Arial"/>
-                <w:color w:val="000000"/>
-                <w:sz w:val="20"/>
-                <w:szCs w:val="20"/>
-              </w:rPr>
-            </w:pPr>
-            <w:r>
-              <w:rPr>
-                <w:rFonts w:ascii="Arial" w:hAnsi="Arial" w:cs="Arial"/>
-                <w:color w:val="000000"/>
-                <w:sz w:val="20"/>
-                <w:szCs w:val="20"/>
-              </w:rPr>
-              <w:t>Из БД</w:t>
+            </w:pPr>
+            <w:r>
+              <w:rPr>
+                <w:rFonts w:ascii="Arial" w:hAnsi="Arial" w:cs="Arial"/>
+                <w:color w:val="000000"/>
+                <w:sz w:val="20"/>
+                <w:szCs w:val="20"/>
+                <w:lang w:val="en-US"/>
+              </w:rPr>
+              <w:t>…</w:t>
             </w:r>
           </w:p>
         </w:tc>
@@ -1417,7 +1228,16 @@
                 <w:sz w:val="20"/>
                 <w:szCs w:val="20"/>
               </w:rPr>
-              <w:t xml:space="preserve">из протокола </w:t>
+              <w:t>…</w:t>
+            </w:r>
+            <w:r>
+              <w:rPr>
+                <w:rFonts w:ascii="Arial" w:hAnsi="Arial" w:cs="Arial"/>
+                <w:color w:val="000000"/>
+                <w:sz w:val="20"/>
+                <w:szCs w:val="20"/>
+              </w:rPr>
+              <w:t xml:space="preserve"> </w:t>
             </w:r>
           </w:p>
         </w:tc>
@@ -1445,16 +1265,18 @@
                 <w:color w:val="000000"/>
                 <w:sz w:val="20"/>
                 <w:szCs w:val="20"/>
-              </w:rPr>
-            </w:pPr>
-            <w:r>
-              <w:rPr>
-                <w:rFonts w:ascii="Arial" w:hAnsi="Arial" w:cs="Arial"/>
-                <w:color w:val="000000"/>
-                <w:sz w:val="20"/>
-                <w:szCs w:val="20"/>
-              </w:rPr>
-              <w:t>из протокола</w:t>
+                <w:lang w:val="en-US"/>
+              </w:rPr>
+            </w:pPr>
+            <w:r>
+              <w:rPr>
+                <w:rFonts w:ascii="Arial" w:hAnsi="Arial" w:cs="Arial"/>
+                <w:color w:val="000000"/>
+                <w:sz w:val="20"/>
+                <w:szCs w:val="20"/>
+                <w:lang w:val="en-US"/>
+              </w:rPr>
+              <w:t>…</w:t>
             </w:r>
           </w:p>
         </w:tc>
@@ -1482,16 +1304,18 @@
                 <w:color w:val="000000"/>
                 <w:sz w:val="20"/>
                 <w:szCs w:val="20"/>
-              </w:rPr>
-            </w:pPr>
-            <w:r>
-              <w:rPr>
-                <w:rFonts w:ascii="Arial" w:hAnsi="Arial" w:cs="Arial"/>
-                <w:color w:val="000000"/>
-                <w:sz w:val="20"/>
-                <w:szCs w:val="20"/>
-              </w:rPr>
-              <w:t>Из БД</w:t>
+                <w:lang w:val="en-US"/>
+              </w:rPr>
+            </w:pPr>
+            <w:r>
+              <w:rPr>
+                <w:rFonts w:ascii="Arial" w:hAnsi="Arial" w:cs="Arial"/>
+                <w:color w:val="000000"/>
+                <w:sz w:val="20"/>
+                <w:szCs w:val="20"/>
+                <w:lang w:val="en-US"/>
+              </w:rPr>
+              <w:t>…</w:t>
             </w:r>
           </w:p>
         </w:tc>
@@ -1519,16 +1343,18 @@
                 <w:color w:val="000000"/>
                 <w:sz w:val="20"/>
                 <w:szCs w:val="20"/>
-              </w:rPr>
-            </w:pPr>
-            <w:r>
-              <w:rPr>
-                <w:rFonts w:ascii="Arial" w:hAnsi="Arial" w:cs="Arial"/>
-                <w:color w:val="000000"/>
-                <w:sz w:val="20"/>
-                <w:szCs w:val="20"/>
-              </w:rPr>
-              <w:t>ИЗ БД</w:t>
+                <w:lang w:val="en-US"/>
+              </w:rPr>
+            </w:pPr>
+            <w:r>
+              <w:rPr>
+                <w:rFonts w:ascii="Arial" w:hAnsi="Arial" w:cs="Arial"/>
+                <w:color w:val="000000"/>
+                <w:sz w:val="20"/>
+                <w:szCs w:val="20"/>
+                <w:lang w:val="en-US"/>
+              </w:rPr>
+              <w:t>…</w:t>
             </w:r>
           </w:p>
         </w:tc>
@@ -1609,27 +1435,7 @@
                 <w:sz w:val="20"/>
                 <w:szCs w:val="20"/>
               </w:rPr>
-              <w:t>(</w:t>
-            </w:r>
-            <w:proofErr w:type="spellStart"/>
-            <w:r>
-              <w:rPr>
-                <w:rFonts w:ascii="Arial" w:hAnsi="Arial" w:cs="Arial"/>
-                <w:color w:val="000000"/>
-                <w:sz w:val="20"/>
-                <w:szCs w:val="20"/>
-              </w:rPr>
-              <w:t>изи</w:t>
-            </w:r>
-            <w:proofErr w:type="spellEnd"/>
-            <w:r>
-              <w:rPr>
-                <w:rFonts w:ascii="Arial" w:hAnsi="Arial" w:cs="Arial"/>
-                <w:color w:val="000000"/>
-                <w:sz w:val="20"/>
-                <w:szCs w:val="20"/>
-              </w:rPr>
-              <w:t>)</w:t>
+              <w:t>…</w:t>
             </w:r>
           </w:p>
         </w:tc>
@@ -1666,27 +1472,7 @@
                 <w:sz w:val="20"/>
                 <w:szCs w:val="20"/>
               </w:rPr>
-              <w:t>(</w:t>
-            </w:r>
-            <w:proofErr w:type="spellStart"/>
-            <w:r>
-              <w:rPr>
-                <w:rFonts w:ascii="Arial" w:hAnsi="Arial" w:cs="Arial"/>
-                <w:color w:val="000000"/>
-                <w:sz w:val="20"/>
-                <w:szCs w:val="20"/>
-              </w:rPr>
-              <w:t>изи</w:t>
-            </w:r>
-            <w:proofErr w:type="spellEnd"/>
-            <w:r>
-              <w:rPr>
-                <w:rFonts w:ascii="Arial" w:hAnsi="Arial" w:cs="Arial"/>
-                <w:color w:val="000000"/>
-                <w:sz w:val="20"/>
-                <w:szCs w:val="20"/>
-              </w:rPr>
-              <w:t>)</w:t>
+              <w:t>…</w:t>
             </w:r>
           </w:p>
         </w:tc>
@@ -1724,25 +1510,7 @@
                 <w:sz w:val="20"/>
                 <w:szCs w:val="20"/>
               </w:rPr>
-              <w:t>(</w:t>
-            </w:r>
-            <w:r>
-              <w:rPr>
-                <w:rFonts w:ascii="Arial" w:hAnsi="Arial" w:cs="Arial"/>
-                <w:color w:val="000000"/>
-                <w:sz w:val="20"/>
-                <w:szCs w:val="20"/>
-              </w:rPr>
-              <w:t>https://youtu.be/dQw4w9WgXcQ?si=4HLiQ0Sq0srXD9sM</w:t>
-            </w:r>
-            <w:r>
-              <w:rPr>
-                <w:rFonts w:ascii="Arial" w:hAnsi="Arial" w:cs="Arial"/>
-                <w:color w:val="000000"/>
-                <w:sz w:val="20"/>
-                <w:szCs w:val="20"/>
-              </w:rPr>
-              <w:t>)</w:t>
+              <w:t>…</w:t>
             </w:r>
           </w:p>
         </w:tc>
@@ -1779,7 +1547,7 @@
                 <w:sz w:val="20"/>
                 <w:szCs w:val="20"/>
               </w:rPr>
-              <w:t>52</w:t>
+              <w:t>…</w:t>
             </w:r>
           </w:p>
         </w:tc>
@@ -1798,9 +1566,15 @@
             <w:pPr>
               <w:spacing w:after="0"/>
               <w:jc w:val="center"/>
-            </w:pPr>
-            <w:r>
-              <w:t>нет</w:t>
+              <w:rPr>
+                <w:lang w:val="en-US"/>
+              </w:rPr>
+            </w:pPr>
+            <w:r>
+              <w:rPr>
+                <w:lang w:val="en-US"/>
+              </w:rPr>
+              <w:t>…</w:t>
             </w:r>
           </w:p>
         </w:tc>
@@ -1828,65 +1602,18 @@
                 <w:color w:val="000000"/>
                 <w:sz w:val="20"/>
                 <w:szCs w:val="20"/>
-              </w:rPr>
-            </w:pPr>
-            <w:r>
-              <w:rPr>
-                <w:rFonts w:ascii="Arial" w:hAnsi="Arial" w:cs="Arial"/>
-                <w:color w:val="000000"/>
-                <w:sz w:val="20"/>
-                <w:szCs w:val="20"/>
-              </w:rPr>
-              <w:t xml:space="preserve">(берется из </w:t>
-            </w:r>
-            <w:proofErr w:type="spellStart"/>
-            <w:r>
-              <w:rPr>
-                <w:rFonts w:ascii="Arial" w:hAnsi="Arial" w:cs="Arial"/>
-                <w:color w:val="000000"/>
-                <w:sz w:val="20"/>
-                <w:szCs w:val="20"/>
-              </w:rPr>
-              <w:t>научника</w:t>
-            </w:r>
-            <w:r>
-              <w:rPr>
-                <w:rFonts w:ascii="Arial" w:hAnsi="Arial" w:cs="Arial"/>
-                <w:color w:val="000000"/>
-                <w:sz w:val="20"/>
-                <w:szCs w:val="20"/>
-              </w:rPr>
-              <w:t>или</w:t>
-            </w:r>
-            <w:proofErr w:type="spellEnd"/>
-            <w:r>
-              <w:rPr>
-                <w:rFonts w:ascii="Arial" w:hAnsi="Arial" w:cs="Arial"/>
-                <w:color w:val="000000"/>
-                <w:sz w:val="20"/>
-                <w:szCs w:val="20"/>
-              </w:rPr>
-              <w:t xml:space="preserve"> </w:t>
-            </w:r>
-            <w:proofErr w:type="spellStart"/>
-            <w:r>
-              <w:rPr>
-                <w:rFonts w:ascii="Arial" w:hAnsi="Arial" w:cs="Arial"/>
-                <w:color w:val="000000"/>
-                <w:sz w:val="20"/>
-                <w:szCs w:val="20"/>
-              </w:rPr>
-              <w:t>тп</w:t>
-            </w:r>
-            <w:proofErr w:type="spellEnd"/>
-            <w:r>
-              <w:rPr>
-                <w:rFonts w:ascii="Arial" w:hAnsi="Arial" w:cs="Arial"/>
-                <w:color w:val="000000"/>
-                <w:sz w:val="20"/>
-                <w:szCs w:val="20"/>
-              </w:rPr>
-              <w:t>)</w:t>
+                <w:lang w:val="en-US"/>
+              </w:rPr>
+            </w:pPr>
+            <w:r>
+              <w:rPr>
+                <w:rFonts w:ascii="Arial" w:hAnsi="Arial" w:cs="Arial"/>
+                <w:color w:val="000000"/>
+                <w:sz w:val="20"/>
+                <w:szCs w:val="20"/>
+                <w:lang w:val="en-US"/>
+              </w:rPr>
+              <w:t>…</w:t>
             </w:r>
           </w:p>
         </w:tc>
@@ -1967,27 +1694,7 @@
                 <w:sz w:val="20"/>
                 <w:szCs w:val="20"/>
               </w:rPr>
-              <w:t>(</w:t>
-            </w:r>
-            <w:proofErr w:type="spellStart"/>
-            <w:r>
-              <w:rPr>
-                <w:rFonts w:ascii="Arial" w:hAnsi="Arial" w:cs="Arial"/>
-                <w:color w:val="000000"/>
-                <w:sz w:val="20"/>
-                <w:szCs w:val="20"/>
-              </w:rPr>
-              <w:t>изи</w:t>
-            </w:r>
-            <w:proofErr w:type="spellEnd"/>
-            <w:r>
-              <w:rPr>
-                <w:rFonts w:ascii="Arial" w:hAnsi="Arial" w:cs="Arial"/>
-                <w:color w:val="000000"/>
-                <w:sz w:val="20"/>
-                <w:szCs w:val="20"/>
-              </w:rPr>
-              <w:t>)</w:t>
+              <w:t>…</w:t>
             </w:r>
           </w:p>
         </w:tc>
@@ -2024,27 +1731,7 @@
                 <w:sz w:val="20"/>
                 <w:szCs w:val="20"/>
               </w:rPr>
-              <w:t>(</w:t>
-            </w:r>
-            <w:proofErr w:type="spellStart"/>
-            <w:r>
-              <w:rPr>
-                <w:rFonts w:ascii="Arial" w:hAnsi="Arial" w:cs="Arial"/>
-                <w:color w:val="000000"/>
-                <w:sz w:val="20"/>
-                <w:szCs w:val="20"/>
-              </w:rPr>
-              <w:t>изи</w:t>
-            </w:r>
-            <w:proofErr w:type="spellEnd"/>
-            <w:r>
-              <w:rPr>
-                <w:rFonts w:ascii="Arial" w:hAnsi="Arial" w:cs="Arial"/>
-                <w:color w:val="000000"/>
-                <w:sz w:val="20"/>
-                <w:szCs w:val="20"/>
-              </w:rPr>
-              <w:t>)</w:t>
+              <w:t>…</w:t>
             </w:r>
           </w:p>
         </w:tc>
@@ -2082,25 +1769,7 @@
                 <w:sz w:val="20"/>
                 <w:szCs w:val="20"/>
               </w:rPr>
-              <w:t>(</w:t>
-            </w:r>
-            <w:r>
-              <w:rPr>
-                <w:rFonts w:ascii="Arial" w:hAnsi="Arial" w:cs="Arial"/>
-                <w:color w:val="000000"/>
-                <w:sz w:val="20"/>
-                <w:szCs w:val="20"/>
-              </w:rPr>
-              <w:t>https://youtu.be/dQw4w9WgXcQ?si=4HLiQ0Sq0srXD9sM</w:t>
-            </w:r>
-            <w:r>
-              <w:rPr>
-                <w:rFonts w:ascii="Arial" w:hAnsi="Arial" w:cs="Arial"/>
-                <w:color w:val="000000"/>
-                <w:sz w:val="20"/>
-                <w:szCs w:val="20"/>
-              </w:rPr>
-              <w:t>)</w:t>
+              <w:t>…</w:t>
             </w:r>
           </w:p>
         </w:tc>
@@ -2137,7 +1806,7 @@
                 <w:sz w:val="20"/>
                 <w:szCs w:val="20"/>
               </w:rPr>
-              <w:t>52</w:t>
+              <w:t>…</w:t>
             </w:r>
           </w:p>
         </w:tc>
@@ -2156,9 +1825,15 @@
             <w:pPr>
               <w:spacing w:after="0"/>
               <w:jc w:val="center"/>
-            </w:pPr>
-            <w:r>
-              <w:t>Я сказал нет</w:t>
+              <w:rPr>
+                <w:lang w:val="en-US"/>
+              </w:rPr>
+            </w:pPr>
+            <w:r>
+              <w:rPr>
+                <w:lang w:val="en-US"/>
+              </w:rPr>
+              <w:t>…</w:t>
             </w:r>
           </w:p>
         </w:tc>
@@ -2186,16 +1861,18 @@
                 <w:color w:val="000000"/>
                 <w:sz w:val="20"/>
                 <w:szCs w:val="20"/>
-              </w:rPr>
-            </w:pPr>
-            <w:r>
-              <w:rPr>
-                <w:rFonts w:ascii="Arial" w:hAnsi="Arial" w:cs="Arial"/>
-                <w:color w:val="000000"/>
-                <w:sz w:val="20"/>
-                <w:szCs w:val="20"/>
-              </w:rPr>
-              <w:t>(но у него пока нет кафедры)</w:t>
+                <w:lang w:val="en-US"/>
+              </w:rPr>
+            </w:pPr>
+            <w:r>
+              <w:rPr>
+                <w:rFonts w:ascii="Arial" w:hAnsi="Arial" w:cs="Arial"/>
+                <w:color w:val="000000"/>
+                <w:sz w:val="20"/>
+                <w:szCs w:val="20"/>
+                <w:lang w:val="en-US"/>
+              </w:rPr>
+              <w:t>…</w:t>
             </w:r>
           </w:p>
         </w:tc>
@@ -2331,24 +2008,12 @@
             </w:pPr>
             <w:r>
               <w:rPr>
-                <w:rFonts w:ascii="Arial" w:hAnsi="Arial" w:cs="Arial"/>
-                <w:color w:val="000000"/>
-                <w:sz w:val="18"/>
-                <w:szCs w:val="18"/>
+                <w:rStyle w:val="line"/>
+                <w:rFonts w:ascii="Arial" w:hAnsi="Arial" w:cs="Arial"/>
+                <w:sz w:val="18"/>
                 <w:u w:val="single"/>
               </w:rPr>
-              <w:t xml:space="preserve">Тут просто текст с </w:t>
-            </w:r>
-            <w:r>
-              <w:rPr>
-                <w:rFonts w:ascii="Arial" w:hAnsi="Arial" w:cs="Arial"/>
-                <w:color w:val="000000"/>
-                <w:sz w:val="18"/>
-                <w:szCs w:val="18"/>
-                <w:u w:val="single"/>
-                <w:lang w:val="en-US"/>
-              </w:rPr>
-              <w:t>underline</w:t>
+              <w:t>Митрофанов Артем Петрович</w:t>
             </w:r>
           </w:p>
         </w:tc>
@@ -2380,83 +2045,6 @@
                 <w:szCs w:val="18"/>
               </w:rPr>
             </w:pPr>
-            <w:r>
-              <w:rPr>
-                <w:rFonts w:ascii="Arial" w:hAnsi="Arial" w:cs="Arial"/>
-                <w:color w:val="000000"/>
-                <w:sz w:val="18"/>
-                <w:szCs w:val="18"/>
-              </w:rPr>
-              <w:t xml:space="preserve">/ Из БД (и как? </w:t>
-            </w:r>
-            <w:proofErr w:type="spellStart"/>
-            <w:r>
-              <w:rPr>
-                <w:rFonts w:ascii="Arial" w:hAnsi="Arial" w:cs="Arial"/>
-                <w:color w:val="000000"/>
-                <w:sz w:val="18"/>
-                <w:szCs w:val="18"/>
-              </w:rPr>
-              <w:t>Типо</w:t>
-            </w:r>
-            <w:proofErr w:type="spellEnd"/>
-            <w:r>
-              <w:rPr>
-                <w:rFonts w:ascii="Arial" w:hAnsi="Arial" w:cs="Arial"/>
-                <w:color w:val="000000"/>
-                <w:sz w:val="18"/>
-                <w:szCs w:val="18"/>
-              </w:rPr>
-              <w:t xml:space="preserve"> если из </w:t>
-            </w:r>
-            <w:r>
-              <w:rPr>
-                <w:rFonts w:ascii="Arial" w:hAnsi="Arial" w:cs="Arial"/>
-                <w:color w:val="000000"/>
-                <w:sz w:val="18"/>
-                <w:szCs w:val="18"/>
-                <w:lang w:val="en-US"/>
-              </w:rPr>
-              <w:t>Users</w:t>
-            </w:r>
-            <w:r>
-              <w:rPr>
-                <w:rFonts w:ascii="Arial" w:hAnsi="Arial" w:cs="Arial"/>
-                <w:color w:val="000000"/>
-                <w:sz w:val="18"/>
-                <w:szCs w:val="18"/>
-              </w:rPr>
-              <w:t xml:space="preserve"> </w:t>
-            </w:r>
-            <w:r>
-              <w:rPr>
-                <w:rFonts w:ascii="Arial" w:hAnsi="Arial" w:cs="Arial"/>
-                <w:color w:val="000000"/>
-                <w:sz w:val="18"/>
-                <w:szCs w:val="18"/>
-              </w:rPr>
-              <w:t xml:space="preserve">то </w:t>
-            </w:r>
-            <w:proofErr w:type="spellStart"/>
-            <w:r>
-              <w:rPr>
-                <w:rFonts w:ascii="Arial" w:hAnsi="Arial" w:cs="Arial"/>
-                <w:color w:val="000000"/>
-                <w:sz w:val="18"/>
-                <w:szCs w:val="18"/>
-              </w:rPr>
-              <w:t>ок</w:t>
-            </w:r>
-            <w:proofErr w:type="spellEnd"/>
-            <w:r>
-              <w:rPr>
-                <w:rFonts w:ascii="Arial" w:hAnsi="Arial" w:cs="Arial"/>
-                <w:color w:val="000000"/>
-                <w:sz w:val="18"/>
-                <w:szCs w:val="18"/>
-              </w:rPr>
-              <w:t>)</w:t>
-            </w:r>
           </w:p>
         </w:tc>
       </w:tr>
@@ -2532,28 +2120,24 @@
                 <w:color w:val="000000"/>
                 <w:sz w:val="18"/>
                 <w:szCs w:val="18"/>
-              </w:rPr>
-            </w:pPr>
-            <w:r>
-              <w:rPr>
-                <w:rFonts w:ascii="Arial" w:hAnsi="Arial" w:cs="Arial"/>
-                <w:color w:val="000000"/>
-                <w:sz w:val="18"/>
-                <w:szCs w:val="18"/>
                 <w:u w:val="single"/>
               </w:rPr>
-              <w:t xml:space="preserve">Тут просто текст с </w:t>
-            </w:r>
-            <w:r>
-              <w:rPr>
-                <w:rFonts w:ascii="Arial" w:hAnsi="Arial" w:cs="Arial"/>
-                <w:color w:val="000000"/>
-                <w:sz w:val="18"/>
-                <w:szCs w:val="18"/>
+            </w:pPr>
+            <w:proofErr w:type="spellStart"/>
+            <w:r>
+              <w:rPr>
+                <w:rStyle w:val="line"/>
                 <w:u w:val="single"/>
-                <w:lang w:val="en-US"/>
-              </w:rPr>
-              <w:t>underline</w:t>
+              </w:rPr>
+              <w:t>Бильчук</w:t>
+            </w:r>
+            <w:proofErr w:type="spellEnd"/>
+            <w:r>
+              <w:rPr>
+                <w:rStyle w:val="line"/>
+                <w:u w:val="single"/>
+              </w:rPr>
+              <w:t xml:space="preserve"> Мария Викторовна</w:t>
             </w:r>
           </w:p>
         </w:tc>
@@ -2585,24 +2169,6 @@
                 <w:szCs w:val="18"/>
               </w:rPr>
             </w:pPr>
-            <w:r>
-              <w:rPr>
-                <w:rFonts w:ascii="Arial" w:hAnsi="Arial" w:cs="Arial"/>
-                <w:color w:val="000000"/>
-                <w:sz w:val="18"/>
-                <w:szCs w:val="18"/>
-              </w:rPr>
-              <w:t>/ Из БД /</w:t>
-            </w:r>
-            <w:r>
-              <w:rPr>
-                <w:rFonts w:ascii="Arial" w:hAnsi="Arial" w:cs="Arial"/>
-                <w:color w:val="000000"/>
-                <w:sz w:val="18"/>
-                <w:szCs w:val="18"/>
-              </w:rPr>
-              <w:t xml:space="preserve"> (че?)</w:t>
-            </w:r>
           </w:p>
         </w:tc>
       </w:tr>
@@ -2678,28 +2244,15 @@
                 <w:color w:val="000000"/>
                 <w:sz w:val="18"/>
                 <w:szCs w:val="18"/>
-              </w:rPr>
-            </w:pPr>
-            <w:r>
-              <w:rPr>
-                <w:rFonts w:ascii="Arial" w:hAnsi="Arial" w:cs="Arial"/>
-                <w:color w:val="000000"/>
-                <w:sz w:val="18"/>
-                <w:szCs w:val="18"/>
                 <w:u w:val="single"/>
               </w:rPr>
-              <w:t xml:space="preserve">Тут просто текст с </w:t>
-            </w:r>
-            <w:r>
-              <w:rPr>
-                <w:rFonts w:ascii="Arial" w:hAnsi="Arial" w:cs="Arial"/>
-                <w:color w:val="000000"/>
-                <w:sz w:val="18"/>
-                <w:szCs w:val="18"/>
+            </w:pPr>
+            <w:r>
+              <w:rPr>
+                <w:rStyle w:val="line"/>
                 <w:u w:val="single"/>
-                <w:lang w:val="en-US"/>
-              </w:rPr>
-              <w:t>underline</w:t>
+              </w:rPr>
+              <w:t>Уварова Людмила Александровна</w:t>
             </w:r>
           </w:p>
         </w:tc>
@@ -2729,26 +2282,9 @@
                 <w:color w:val="000000"/>
                 <w:sz w:val="18"/>
                 <w:szCs w:val="18"/>
-              </w:rPr>
-            </w:pPr>
-            <w:r>
-              <w:rPr>
-                <w:rFonts w:ascii="Arial" w:hAnsi="Arial" w:cs="Arial"/>
-                <w:color w:val="000000"/>
-                <w:sz w:val="18"/>
-                <w:szCs w:val="18"/>
-              </w:rPr>
-              <w:t>/ Из БД /</w:t>
-            </w:r>
-            <w:r>
-              <w:rPr>
-                <w:rFonts w:ascii="Arial" w:hAnsi="Arial" w:cs="Arial"/>
-                <w:color w:val="000000"/>
-                <w:sz w:val="18"/>
-                <w:szCs w:val="18"/>
-              </w:rPr>
-              <w:t xml:space="preserve"> (че?)</w:t>
-            </w:r>
+                <w:u w:val="single"/>
+              </w:rPr>
+            </w:pPr>
           </w:p>
         </w:tc>
       </w:tr>
@@ -2824,28 +2360,16 @@
                 <w:color w:val="000000"/>
                 <w:sz w:val="18"/>
                 <w:szCs w:val="18"/>
-              </w:rPr>
-            </w:pPr>
-            <w:r>
-              <w:rPr>
-                <w:rFonts w:ascii="Arial" w:hAnsi="Arial" w:cs="Arial"/>
-                <w:color w:val="000000"/>
-                <w:sz w:val="18"/>
-                <w:szCs w:val="18"/>
                 <w:u w:val="single"/>
               </w:rPr>
-              <w:t xml:space="preserve">Тут просто текст с </w:t>
-            </w:r>
-            <w:r>
-              <w:rPr>
-                <w:rFonts w:ascii="Arial" w:hAnsi="Arial" w:cs="Arial"/>
-                <w:color w:val="000000"/>
-                <w:sz w:val="18"/>
-                <w:szCs w:val="18"/>
+            </w:pPr>
+            <w:r>
+              <w:rPr>
+                <w:color w:val="000000" w:themeColor="text1"/>
                 <w:u w:val="single"/>
                 <w:lang w:val="en-US"/>
               </w:rPr>
-              <w:t>underline</w:t>
+              <w:t>{{secretary}}</w:t>
             </w:r>
           </w:p>
         </w:tc>
@@ -2877,102 +2401,13 @@
                 <w:szCs w:val="18"/>
               </w:rPr>
             </w:pPr>
-            <w:r>
-              <w:rPr>
-                <w:rFonts w:ascii="Arial" w:hAnsi="Arial" w:cs="Arial"/>
-                <w:color w:val="000000"/>
-                <w:sz w:val="18"/>
-                <w:szCs w:val="18"/>
-              </w:rPr>
-              <w:t>/ Из БД /</w:t>
-            </w:r>
-            <w:r>
-              <w:rPr>
-                <w:rFonts w:ascii="Arial" w:hAnsi="Arial" w:cs="Arial"/>
-                <w:color w:val="000000"/>
-                <w:sz w:val="18"/>
-                <w:szCs w:val="18"/>
-                <w:lang w:val="en-US"/>
-              </w:rPr>
-              <w:t xml:space="preserve"> </w:t>
-            </w:r>
-            <w:r>
-              <w:rPr>
-                <w:rFonts w:ascii="Arial" w:hAnsi="Arial" w:cs="Arial"/>
-                <w:color w:val="000000"/>
-                <w:sz w:val="18"/>
-                <w:szCs w:val="18"/>
-              </w:rPr>
-              <w:t>(</w:t>
-            </w:r>
-            <w:proofErr w:type="spellStart"/>
-            <w:r>
-              <w:rPr>
-                <w:rFonts w:ascii="Arial" w:hAnsi="Arial" w:cs="Arial"/>
-                <w:color w:val="000000"/>
-                <w:sz w:val="18"/>
-                <w:szCs w:val="18"/>
-              </w:rPr>
-              <w:t>изи</w:t>
-            </w:r>
-            <w:proofErr w:type="spellEnd"/>
-            <w:r>
-              <w:rPr>
-                <w:rFonts w:ascii="Arial" w:hAnsi="Arial" w:cs="Arial"/>
-                <w:color w:val="000000"/>
-                <w:sz w:val="18"/>
-                <w:szCs w:val="18"/>
-              </w:rPr>
-              <w:t>)</w:t>
-            </w:r>
           </w:p>
         </w:tc>
       </w:tr>
     </w:tbl>
-    <w:p/>
     <w:p>
-      <w:r>
-        <w:t xml:space="preserve">Значит так, я </w:t>
-      </w:r>
-      <w:proofErr w:type="spellStart"/>
-      <w:r>
-        <w:t>хз</w:t>
-      </w:r>
-      <w:proofErr w:type="spellEnd"/>
-      <w:r>
-        <w:t xml:space="preserve"> какие ГЭК давать кафедры и студентам пока что</w:t>
-      </w:r>
-    </w:p>
-    <w:p>
-      <w:r>
-        <w:t xml:space="preserve">Кафедру могу разделить на отдельную таблицу. </w:t>
-      </w:r>
-      <w:proofErr w:type="spellStart"/>
-      <w:r>
-        <w:t>Научник</w:t>
-      </w:r>
-      <w:proofErr w:type="spellEnd"/>
-      <w:r>
-        <w:t xml:space="preserve"> будет иметь </w:t>
-      </w:r>
-      <w:r>
-        <w:rPr>
-          <w:lang w:val="en-US"/>
-        </w:rPr>
-        <w:t>has</w:t>
-      </w:r>
-      <w:r>
-        <w:t>_</w:t>
-      </w:r>
-      <w:r>
-        <w:rPr>
-          <w:lang w:val="en-US"/>
-        </w:rPr>
-        <w:t>one</w:t>
-      </w:r>
-      <w:r>
-        <w:t xml:space="preserve"> к кафедре</w:t>
-      </w:r>
+      <w:bookmarkStart w:id="0" w:name="_GoBack"/>
+      <w:bookmarkEnd w:id="0"/>
     </w:p>
     <w:sectPr>
       <w:pgSz w:w="11926" w:h="16867"/>
@@ -3415,6 +2850,11 @@
       <w:spacing w:after="0" w:line="240" w:lineRule="auto"/>
     </w:pPr>
   </w:style>
+  <w:style w:type="character" w:customStyle="1" w:styleId="line">
+    <w:name w:val="line"/>
+    <w:basedOn w:val="a0"/>
+    <w:rsid w:val="00D95173"/>
+  </w:style>
 </w:styles>
 </file>
 
